--- a/01_docs/operations/business_processes/south_ups_sales_installation_process.docx
+++ b/01_docs/operations/business_processes/south_ups_sales_installation_process.docx
@@ -2,7 +2,7 @@
 <file path=word/document.xml><?xml version="1.0" encoding="utf-8"?>
 <w:document xmlns:w="http://schemas.openxmlformats.org/wordprocessingml/2006/main" xmlns:m="http://schemas.openxmlformats.org/officeDocument/2006/math" xmlns:r="http://schemas.openxmlformats.org/officeDocument/2006/relationships" xmlns:o="urn:schemas-microsoft-com:office:office" xmlns:v="urn:schemas-microsoft-com:vml" xmlns:w10="urn:schemas-microsoft-com:office:word" xmlns:a="http://schemas.openxmlformats.org/drawingml/2006/main" xmlns:pic="http://schemas.openxmlformats.org/drawingml/2006/picture" xmlns:wp="http://schemas.openxmlformats.org/drawingml/2006/wordprocessingDrawing">
   <w:body>
-    <w:bookmarkStart w:id="60" w:name="X3b767b18fb27f63640bb08e4843c7b2c4ebe41b"/>
+    <w:bookmarkStart w:id="78" w:name="X3b767b18fb27f63640bb08e4843c7b2c4ebe41b"/>
     <w:p>
       <w:pPr>
         <w:pStyle w:val="Heading1"/>
@@ -53,7 +53,7 @@
       </w:r>
     </w:p>
     <w:bookmarkEnd w:id="9"/>
-    <w:bookmarkStart w:id="10" w:name="обзорная-схема-процесса"/>
+    <w:bookmarkStart w:id="13" w:name="обзорная-схема-процесса"/>
     <w:p>
       <w:pPr>
         <w:pStyle w:val="Heading2"/>
@@ -81,152 +81,61 @@
     </w:p>
     <w:p>
       <w:pPr>
-        <w:pStyle w:val="SourceCode"/>
-      </w:pPr>
-      <w:r>
-        <w:rPr>
-          <w:rStyle w:val="VerbatimChar"/>
-        </w:rPr>
-        <w:t xml:space="preserve">flowchart TD</w:t>
-      </w:r>
-      <w:r>
-        <w:br/>
-      </w:r>
-      <w:r>
-        <w:rPr>
-          <w:rStyle w:val="VerbatimChar"/>
-        </w:rPr>
-        <w:t xml:space="preserve">    A["1. Обращение клиента"] --&gt; B["2. Сбор данных и предварительная оценка"]</w:t>
-      </w:r>
-      <w:r>
-        <w:br/>
-      </w:r>
-      <w:r>
-        <w:rPr>
-          <w:rStyle w:val="VerbatimChar"/>
-        </w:rPr>
-        <w:t xml:space="preserve">    B --&gt; C["3. ТЗ/КП до выезда электрика"]</w:t>
-      </w:r>
-      <w:r>
-        <w:br/>
-      </w:r>
-      <w:r>
-        <w:rPr>
-          <w:rStyle w:val="VerbatimChar"/>
-        </w:rPr>
-        <w:t xml:space="preserve">    C --&gt; D["4. Первый выезд: осмотр, замеры, подтверждение ТЗ"]</w:t>
-      </w:r>
-      <w:r>
-        <w:br/>
-      </w:r>
-      <w:r>
-        <w:rPr>
-          <w:rStyle w:val="VerbatimChar"/>
-        </w:rPr>
-        <w:t xml:space="preserve">    D --&gt; E{"Подготовка сделана&lt;br/&gt;на первом выезде?"}</w:t>
-      </w:r>
-      <w:r>
-        <w:br/>
-      </w:r>
-      <w:r>
-        <w:rPr>
-          <w:rStyle w:val="VerbatimChar"/>
-        </w:rPr>
-        <w:t xml:space="preserve">    E -- "Да" --&gt; F["5. Объект ожидает оборудование"]</w:t>
-      </w:r>
-      <w:r>
-        <w:br/>
-      </w:r>
-      <w:r>
-        <w:rPr>
-          <w:rStyle w:val="VerbatimChar"/>
-        </w:rPr>
-        <w:t xml:space="preserve">    E -- "Нет" --&gt; G["5. Подготовка переносится&lt;br/&gt;на второй выезд"]</w:t>
-      </w:r>
-      <w:r>
-        <w:br/>
-      </w:r>
-      <w:r>
-        <w:rPr>
-          <w:rStyle w:val="VerbatimChar"/>
-        </w:rPr>
-        <w:t xml:space="preserve">    F --&gt; H["6. Поставка оборудования"]</w:t>
-      </w:r>
-      <w:r>
-        <w:br/>
-      </w:r>
-      <w:r>
-        <w:rPr>
-          <w:rStyle w:val="VerbatimChar"/>
-        </w:rPr>
-        <w:t xml:space="preserve">    G --&gt; H</w:t>
-      </w:r>
-      <w:r>
-        <w:br/>
-      </w:r>
-      <w:r>
-        <w:rPr>
-          <w:rStyle w:val="VerbatimChar"/>
-        </w:rPr>
-        <w:t xml:space="preserve">    H --&gt; I{"Объект готов&lt;br/&gt;к монтажу?"}</w:t>
-      </w:r>
-      <w:r>
-        <w:br/>
-      </w:r>
-      <w:r>
-        <w:rPr>
-          <w:rStyle w:val="VerbatimChar"/>
-        </w:rPr>
-        <w:t xml:space="preserve">    I -- "Да" --&gt; J["7А. Второй выезд:&lt;br/&gt;только монтаж, подключение, настройка"]</w:t>
-      </w:r>
-      <w:r>
-        <w:br/>
-      </w:r>
-      <w:r>
-        <w:rPr>
-          <w:rStyle w:val="VerbatimChar"/>
-        </w:rPr>
-        <w:t xml:space="preserve">    I -- "Нет" --&gt; K["7Б. Второй выезд:&lt;br/&gt;подготовка + монтаж"]</w:t>
-      </w:r>
-      <w:r>
-        <w:br/>
-      </w:r>
-      <w:r>
-        <w:rPr>
-          <w:rStyle w:val="VerbatimChar"/>
-        </w:rPr>
-        <w:t xml:space="preserve">    J --&gt; L["8. Удаленная приемка инженером"]</w:t>
-      </w:r>
-      <w:r>
-        <w:br/>
-      </w:r>
-      <w:r>
-        <w:rPr>
-          <w:rStyle w:val="VerbatimChar"/>
-        </w:rPr>
-        <w:t xml:space="preserve">    K --&gt; L</w:t>
-      </w:r>
-      <w:r>
-        <w:br/>
-      </w:r>
-      <w:r>
-        <w:rPr>
-          <w:rStyle w:val="VerbatimChar"/>
-        </w:rPr>
-        <w:t xml:space="preserve">    L --&gt; M["9. Акт, отчет, фото/видео"]</w:t>
-      </w:r>
-      <w:r>
-        <w:br/>
-      </w:r>
-      <w:r>
-        <w:rPr>
-          <w:rStyle w:val="VerbatimChar"/>
-        </w:rPr>
-        <w:t xml:space="preserve">    M --&gt; N["10. Обратная связь клиента&lt;br/&gt;и рейтинг электрика"]</w:t>
-      </w:r>
-    </w:p>
-    <w:bookmarkEnd w:id="10"/>
-    <w:bookmarkStart w:id="15" w:name="X28b5be033ce3471fc9408a1c36761033b77fdfc"/>
+        <w:pStyle w:val="CaptionedFigure"/>
+      </w:pPr>
+      <w:r>
+        <w:drawing>
+          <wp:inline>
+            <wp:extent cx="2117473" cy="6583680"/>
+            <wp:effectExtent b="0" l="0" r="0" t="0"/>
+            <wp:docPr descr="Mermaid diagram 1" title="" id="11" name="Picture"/>
+            <a:graphic>
+              <a:graphicData uri="http://schemas.openxmlformats.org/drawingml/2006/picture">
+                <pic:pic>
+                  <pic:nvPicPr>
+                    <pic:cNvPr descr="mermaid/mermaid_01.png" id="12" name="Picture"/>
+                    <pic:cNvPicPr>
+                      <a:picLocks noChangeArrowheads="1" noChangeAspect="1"/>
+                    </pic:cNvPicPr>
+                  </pic:nvPicPr>
+                  <pic:blipFill>
+                    <a:blip r:embed="rId10"/>
+                    <a:stretch>
+                      <a:fillRect/>
+                    </a:stretch>
+                  </pic:blipFill>
+                  <pic:spPr bwMode="auto">
+                    <a:xfrm>
+                      <a:off x="0" y="0"/>
+                      <a:ext cx="2117473" cy="6583680"/>
+                    </a:xfrm>
+                    <a:prstGeom prst="rect">
+                      <a:avLst/>
+                    </a:prstGeom>
+                    <a:noFill/>
+                    <a:ln w="9525">
+                      <a:noFill/>
+                      <a:headEnd/>
+                      <a:tailEnd/>
+                    </a:ln>
+                  </pic:spPr>
+                </pic:pic>
+              </a:graphicData>
+            </a:graphic>
+          </wp:inline>
+        </w:drawing>
+      </w:r>
+    </w:p>
+    <w:p>
+      <w:pPr>
+        <w:pStyle w:val="ImageCaption"/>
+      </w:pPr>
+      <w:r>
+        <w:t xml:space="preserve">Mermaid diagram 1</w:t>
+      </w:r>
+    </w:p>
+    <w:bookmarkEnd w:id="13"/>
+    <w:bookmarkStart w:id="18" w:name="X28b5be033ce3471fc9408a1c36761033b77fdfc"/>
     <w:p>
       <w:pPr>
         <w:pStyle w:val="Heading2"/>
@@ -235,7 +144,7 @@
         <w:t xml:space="preserve">Этап 1. Первичное обращение и сбор данных</w:t>
       </w:r>
     </w:p>
-    <w:bookmarkStart w:id="11" w:name="шаг-1.-клиент-обращается-в-светон"/>
+    <w:bookmarkStart w:id="14" w:name="шаг-1.-клиент-обращается-в-светон"/>
     <w:p>
       <w:pPr>
         <w:pStyle w:val="Heading3"/>
@@ -252,8 +161,8 @@
         <w:t xml:space="preserve">Клиент видит объявление о резервном питании или ИБП и связывается со Светон.</w:t>
       </w:r>
     </w:p>
-    <w:bookmarkEnd w:id="11"/>
-    <w:bookmarkStart w:id="12" w:name="шаг-2.-мы-выясняем-потребность"/>
+    <w:bookmarkEnd w:id="14"/>
+    <w:bookmarkStart w:id="15" w:name="шаг-2.-мы-выясняем-потребность"/>
     <w:p>
       <w:pPr>
         <w:pStyle w:val="Heading3"/>
@@ -366,8 +275,8 @@
         <w:t xml:space="preserve">другие важные нагрузки.</w:t>
       </w:r>
     </w:p>
-    <w:bookmarkEnd w:id="12"/>
-    <w:bookmarkStart w:id="13" w:name="шаг-3.-собираем-исходные-данные"/>
+    <w:bookmarkEnd w:id="15"/>
+    <w:bookmarkStart w:id="16" w:name="шаг-3.-собираем-исходные-данные"/>
     <w:p>
       <w:pPr>
         <w:pStyle w:val="Heading3"/>
@@ -468,8 +377,8 @@
         <w:t xml:space="preserve">названия или характеристики оборудования, которое клиент хочет резервировать.</w:t>
       </w:r>
     </w:p>
-    <w:bookmarkEnd w:id="13"/>
-    <w:bookmarkStart w:id="14" w:name="X793ee1e32bd0a61f3695b72453ea8b69995adbe"/>
+    <w:bookmarkEnd w:id="16"/>
+    <w:bookmarkStart w:id="17" w:name="X793ee1e32bd0a61f3695b72453ea8b69995adbe"/>
     <w:p>
       <w:pPr>
         <w:pStyle w:val="Heading3"/>
@@ -566,9 +475,9 @@
         <w:t xml:space="preserve">Если уже на этом этапе видно, что монтаж невозможен или опасен без подготовки, это фиксируется сразу.</w:t>
       </w:r>
     </w:p>
-    <w:bookmarkEnd w:id="14"/>
-    <w:bookmarkEnd w:id="15"/>
-    <w:bookmarkStart w:id="20" w:name="X1cc3c527ed2980888bae9dac502ff7817258f86"/>
+    <w:bookmarkEnd w:id="17"/>
+    <w:bookmarkEnd w:id="18"/>
+    <w:bookmarkStart w:id="26" w:name="X1cc3c527ed2980888bae9dac502ff7817258f86"/>
     <w:p>
       <w:pPr>
         <w:pStyle w:val="Heading2"/>
@@ -577,7 +486,7 @@
         <w:t xml:space="preserve">Этап 2. Техническое задание и коммерческое предложение</w:t>
       </w:r>
     </w:p>
-    <w:bookmarkStart w:id="16" w:name="шаг-5.-формируем-тзкп"/>
+    <w:bookmarkStart w:id="19" w:name="шаг-5.-формируем-тзкп"/>
     <w:p>
       <w:pPr>
         <w:pStyle w:val="Heading3"/>
@@ -698,8 +607,8 @@
         <w:t xml:space="preserve">условие, что окончательная возможность монтажа подтверждается после осмотра объекта.</w:t>
       </w:r>
     </w:p>
-    <w:bookmarkEnd w:id="16"/>
-    <w:bookmarkStart w:id="17" w:name="шаг-6.-отправляем-тзкп-клиенту"/>
+    <w:bookmarkEnd w:id="19"/>
+    <w:bookmarkStart w:id="20" w:name="шаг-6.-отправляем-тзкп-клиенту"/>
     <w:p>
       <w:pPr>
         <w:pStyle w:val="Heading3"/>
@@ -716,8 +625,8 @@
         <w:t xml:space="preserve">Клиент получает ТЗ/КП до приезда электрика и понимает, что именно предлагается.</w:t>
       </w:r>
     </w:p>
-    <w:bookmarkEnd w:id="17"/>
-    <w:bookmarkStart w:id="18" w:name="X568a05ab215c0d439f420bbc01ba0f3fb6303c5"/>
+    <w:bookmarkEnd w:id="20"/>
+    <w:bookmarkStart w:id="21" w:name="X568a05ab215c0d439f420bbc01ba0f3fb6303c5"/>
     <w:p>
       <w:pPr>
         <w:pStyle w:val="Heading3"/>
@@ -806,8 +715,8 @@
         <w:t xml:space="preserve">список вопросов, которые нужно проверить на месте.</w:t>
       </w:r>
     </w:p>
-    <w:bookmarkEnd w:id="18"/>
-    <w:bookmarkStart w:id="19" w:name="диаграмма-состояния-заявки"/>
+    <w:bookmarkEnd w:id="21"/>
+    <w:bookmarkStart w:id="25" w:name="диаграмма-состояния-заявки"/>
     <w:p>
       <w:pPr>
         <w:pStyle w:val="Heading3"/>
@@ -835,207 +744,62 @@
     </w:p>
     <w:p>
       <w:pPr>
-        <w:pStyle w:val="SourceCode"/>
-      </w:pPr>
-      <w:r>
-        <w:rPr>
-          <w:rStyle w:val="VerbatimChar"/>
-        </w:rPr>
-        <w:t xml:space="preserve">stateDiagram-v2</w:t>
-      </w:r>
-      <w:r>
-        <w:br/>
-      </w:r>
-      <w:r>
-        <w:rPr>
-          <w:rStyle w:val="VerbatimChar"/>
-        </w:rPr>
-        <w:t xml:space="preserve">    [*] --&gt; Lead: клиент обратился</w:t>
-      </w:r>
-      <w:r>
-        <w:br/>
-      </w:r>
-      <w:r>
-        <w:rPr>
-          <w:rStyle w:val="VerbatimChar"/>
-        </w:rPr>
-        <w:t xml:space="preserve">    Lead --&gt; DataCollection: первичный разговор</w:t>
-      </w:r>
-      <w:r>
-        <w:br/>
-      </w:r>
-      <w:r>
-        <w:rPr>
-          <w:rStyle w:val="VerbatimChar"/>
-        </w:rPr>
-        <w:t xml:space="preserve">    DataCollection --&gt; DataRequested: данных недостаточно</w:t>
-      </w:r>
-      <w:r>
-        <w:br/>
-      </w:r>
-      <w:r>
-        <w:rPr>
-          <w:rStyle w:val="VerbatimChar"/>
-        </w:rPr>
-        <w:t xml:space="preserve">    DataRequested --&gt; DataCollection: клиент прислал фото/сведения</w:t>
-      </w:r>
-      <w:r>
-        <w:br/>
-      </w:r>
-      <w:r>
-        <w:rPr>
-          <w:rStyle w:val="VerbatimChar"/>
-        </w:rPr>
-        <w:t xml:space="preserve">    DataCollection --&gt; PreliminaryAssessment: данных достаточно</w:t>
-      </w:r>
-      <w:r>
-        <w:br/>
-      </w:r>
-      <w:r>
-        <w:rPr>
-          <w:rStyle w:val="VerbatimChar"/>
-        </w:rPr>
-        <w:t xml:space="preserve">    PreliminaryAssessment --&gt; Rejected: красные линии / невозможно</w:t>
-      </w:r>
-      <w:r>
-        <w:br/>
-      </w:r>
-      <w:r>
-        <w:rPr>
-          <w:rStyle w:val="VerbatimChar"/>
-        </w:rPr>
-        <w:t xml:space="preserve">    PreliminaryAssessment --&gt; OfferPrepared: ТЗ/КП сформированы</w:t>
-      </w:r>
-      <w:r>
-        <w:br/>
-      </w:r>
-      <w:r>
-        <w:rPr>
-          <w:rStyle w:val="VerbatimChar"/>
-        </w:rPr>
-        <w:t xml:space="preserve">    OfferPrepared --&gt; OfferSent: ТЗ/КП отправлены клиенту</w:t>
-      </w:r>
-      <w:r>
-        <w:br/>
-      </w:r>
-      <w:r>
-        <w:rPr>
-          <w:rStyle w:val="VerbatimChar"/>
-        </w:rPr>
-        <w:t xml:space="preserve">    OfferSent --&gt; Paused: клиент не согласен / думает</w:t>
-      </w:r>
-      <w:r>
-        <w:br/>
-      </w:r>
-      <w:r>
-        <w:rPr>
-          <w:rStyle w:val="VerbatimChar"/>
-        </w:rPr>
-        <w:t xml:space="preserve">    OfferSent --&gt; FirstVisitPlanned: клиент согласен на осмотр</w:t>
-      </w:r>
-      <w:r>
-        <w:br/>
-      </w:r>
-      <w:r>
-        <w:rPr>
-          <w:rStyle w:val="VerbatimChar"/>
-        </w:rPr>
-        <w:t xml:space="preserve">    FirstVisitPlanned --&gt; FirstVisitDone: осмотр, замеры, фото</w:t>
-      </w:r>
-      <w:r>
-        <w:br/>
-      </w:r>
-      <w:r>
-        <w:rPr>
-          <w:rStyle w:val="VerbatimChar"/>
-        </w:rPr>
-        <w:t xml:space="preserve">    FirstVisitDone --&gt; Rejected: монтаж не подтвержден</w:t>
-      </w:r>
-      <w:r>
-        <w:br/>
-      </w:r>
-      <w:r>
-        <w:rPr>
-          <w:rStyle w:val="VerbatimChar"/>
-        </w:rPr>
-        <w:t xml:space="preserve">    FirstVisitDone --&gt; TZConfirmed: клиент подтвердил ТЗ</w:t>
-      </w:r>
-      <w:r>
-        <w:br/>
-      </w:r>
-      <w:r>
-        <w:rPr>
-          <w:rStyle w:val="VerbatimChar"/>
-        </w:rPr>
-        <w:t xml:space="preserve">    TZConfirmed --&gt; EquipmentDelivery: поставка оборудования</w:t>
-      </w:r>
-      <w:r>
-        <w:br/>
-      </w:r>
-      <w:r>
-        <w:rPr>
-          <w:rStyle w:val="VerbatimChar"/>
-        </w:rPr>
-        <w:t xml:space="preserve">    EquipmentDelivery --&gt; SecondVisitPlanned: оборудование доставлено</w:t>
-      </w:r>
-      <w:r>
-        <w:br/>
-      </w:r>
-      <w:r>
-        <w:rPr>
-          <w:rStyle w:val="VerbatimChar"/>
-        </w:rPr>
-        <w:t xml:space="preserve">    SecondVisitPlanned --&gt; Installed: монтаж выполнен</w:t>
-      </w:r>
-      <w:r>
-        <w:br/>
-      </w:r>
-      <w:r>
-        <w:rPr>
-          <w:rStyle w:val="VerbatimChar"/>
-        </w:rPr>
-        <w:t xml:space="preserve">    Installed --&gt; Accepted: удаленная приемка пройдена</w:t>
-      </w:r>
-      <w:r>
-        <w:br/>
-      </w:r>
-      <w:r>
-        <w:rPr>
-          <w:rStyle w:val="VerbatimChar"/>
-        </w:rPr>
-        <w:t xml:space="preserve">    Accepted --&gt; Closed: акт, отчет, обратная связь</w:t>
-      </w:r>
-      <w:r>
-        <w:br/>
-      </w:r>
-      <w:r>
-        <w:rPr>
-          <w:rStyle w:val="VerbatimChar"/>
-        </w:rPr>
-        <w:t xml:space="preserve">    Rejected --&gt; [*]</w:t>
-      </w:r>
-      <w:r>
-        <w:br/>
-      </w:r>
-      <w:r>
-        <w:rPr>
-          <w:rStyle w:val="VerbatimChar"/>
-        </w:rPr>
-        <w:t xml:space="preserve">    Paused --&gt; [*]</w:t>
-      </w:r>
-      <w:r>
-        <w:br/>
-      </w:r>
-      <w:r>
-        <w:rPr>
-          <w:rStyle w:val="VerbatimChar"/>
-        </w:rPr>
-        <w:t xml:space="preserve">    Closed --&gt; [*]</w:t>
-      </w:r>
-    </w:p>
-    <w:bookmarkEnd w:id="19"/>
-    <w:bookmarkEnd w:id="20"/>
-    <w:bookmarkStart w:id="29" w:name="Xd27e319959e67a35d492f2eda9e879c6f7a775d"/>
+        <w:pStyle w:val="CaptionedFigure"/>
+      </w:pPr>
+      <w:r>
+        <w:drawing>
+          <wp:inline>
+            <wp:extent cx="3820581" cy="6583680"/>
+            <wp:effectExtent b="0" l="0" r="0" t="0"/>
+            <wp:docPr descr="Mermaid diagram 2" title="" id="23" name="Picture"/>
+            <a:graphic>
+              <a:graphicData uri="http://schemas.openxmlformats.org/drawingml/2006/picture">
+                <pic:pic>
+                  <pic:nvPicPr>
+                    <pic:cNvPr descr="mermaid/mermaid_02.png" id="24" name="Picture"/>
+                    <pic:cNvPicPr>
+                      <a:picLocks noChangeArrowheads="1" noChangeAspect="1"/>
+                    </pic:cNvPicPr>
+                  </pic:nvPicPr>
+                  <pic:blipFill>
+                    <a:blip r:embed="rId22"/>
+                    <a:stretch>
+                      <a:fillRect/>
+                    </a:stretch>
+                  </pic:blipFill>
+                  <pic:spPr bwMode="auto">
+                    <a:xfrm>
+                      <a:off x="0" y="0"/>
+                      <a:ext cx="3820581" cy="6583680"/>
+                    </a:xfrm>
+                    <a:prstGeom prst="rect">
+                      <a:avLst/>
+                    </a:prstGeom>
+                    <a:noFill/>
+                    <a:ln w="9525">
+                      <a:noFill/>
+                      <a:headEnd/>
+                      <a:tailEnd/>
+                    </a:ln>
+                  </pic:spPr>
+                </pic:pic>
+              </a:graphicData>
+            </a:graphic>
+          </wp:inline>
+        </w:drawing>
+      </w:r>
+    </w:p>
+    <w:p>
+      <w:pPr>
+        <w:pStyle w:val="ImageCaption"/>
+      </w:pPr>
+      <w:r>
+        <w:t xml:space="preserve">Mermaid diagram 2</w:t>
+      </w:r>
+    </w:p>
+    <w:bookmarkEnd w:id="25"/>
+    <w:bookmarkEnd w:id="26"/>
+    <w:bookmarkStart w:id="38" w:name="Xd27e319959e67a35d492f2eda9e879c6f7a775d"/>
     <w:p>
       <w:pPr>
         <w:pStyle w:val="Heading2"/>
@@ -1044,7 +808,7 @@
         <w:t xml:space="preserve">Этап 3. Первый выезд: осмотр и подтверждение ТЗ</w:t>
       </w:r>
     </w:p>
-    <w:bookmarkStart w:id="21" w:name="шаг-8.-электрик-согласует-первый-выезд"/>
+    <w:bookmarkStart w:id="27" w:name="шаг-8.-электрик-согласует-первый-выезд"/>
     <w:p>
       <w:pPr>
         <w:pStyle w:val="Heading3"/>
@@ -1061,8 +825,8 @@
         <w:t xml:space="preserve">Электрик напрямую договаривается с клиентом о дате и времени первого выезда.</w:t>
       </w:r>
     </w:p>
-    <w:bookmarkEnd w:id="21"/>
-    <w:bookmarkStart w:id="22" w:name="шаг-9.-электрик-осматривает-объект"/>
+    <w:bookmarkEnd w:id="27"/>
+    <w:bookmarkStart w:id="28" w:name="шаг-9.-электрик-осматривает-объект"/>
     <w:p>
       <w:pPr>
         <w:pStyle w:val="Heading3"/>
@@ -1151,8 +915,8 @@
         <w:t xml:space="preserve">фиксирует расхождения, если объект отличается от исходных данных.</w:t>
       </w:r>
     </w:p>
-    <w:bookmarkEnd w:id="22"/>
-    <w:bookmarkStart w:id="23" w:name="шаг-10.-электрик-делает-замеры"/>
+    <w:bookmarkEnd w:id="28"/>
+    <w:bookmarkStart w:id="29" w:name="шаг-10.-электрик-делает-замеры"/>
     <w:p>
       <w:pPr>
         <w:pStyle w:val="Heading3"/>
@@ -1169,8 +933,8 @@
         <w:t xml:space="preserve">Электрик замеряет фактические нагрузки и, где возможно, пусковые токи токовыми клещами.</w:t>
       </w:r>
     </w:p>
-    <w:bookmarkEnd w:id="23"/>
-    <w:bookmarkStart w:id="24" w:name="Xb68e58f21cb2f073d58c759bbe0f430cd9f0948"/>
+    <w:bookmarkEnd w:id="29"/>
+    <w:bookmarkStart w:id="30" w:name="Xb68e58f21cb2f073d58c759bbe0f430cd9f0948"/>
     <w:p>
       <w:pPr>
         <w:pStyle w:val="Heading3"/>
@@ -1247,8 +1011,8 @@
         <w:t xml:space="preserve">ограничения решения.</w:t>
       </w:r>
     </w:p>
-    <w:bookmarkEnd w:id="24"/>
-    <w:bookmarkStart w:id="25" w:name="X84a950e6b2f8b561acee73b0d1ad434b615a990"/>
+    <w:bookmarkEnd w:id="30"/>
+    <w:bookmarkStart w:id="31" w:name="X84a950e6b2f8b561acee73b0d1ad434b615a990"/>
     <w:p>
       <w:pPr>
         <w:pStyle w:val="Heading3"/>
@@ -1273,8 +1037,8 @@
         <w:t xml:space="preserve">Без подтверждения ТЗ электрик не должен начинать подготовительные работы.</w:t>
       </w:r>
     </w:p>
-    <w:bookmarkEnd w:id="25"/>
-    <w:bookmarkStart w:id="26" w:name="Xf1032398c2744371cb6eae85a34c9b447790087"/>
+    <w:bookmarkEnd w:id="31"/>
+    <w:bookmarkStart w:id="32" w:name="Xf1032398c2744371cb6eae85a34c9b447790087"/>
     <w:p>
       <w:pPr>
         <w:pStyle w:val="Heading3"/>
@@ -1323,8 +1087,8 @@
         <w:t xml:space="preserve">Стоимость подготовительных работ клиент и электрик согласуют напрямую между собой.</w:t>
       </w:r>
     </w:p>
-    <w:bookmarkEnd w:id="26"/>
-    <w:bookmarkStart w:id="27" w:name="X028b759243784e215c7b4388130e7525755c63f"/>
+    <w:bookmarkEnd w:id="32"/>
+    <w:bookmarkStart w:id="33" w:name="X028b759243784e215c7b4388130e7525755c63f"/>
     <w:p>
       <w:pPr>
         <w:pStyle w:val="Heading3"/>
@@ -1501,8 +1265,8 @@
         <w:t xml:space="preserve">Обратная связь сохраняется во внутреннем рейтинге электрика.</w:t>
       </w:r>
     </w:p>
-    <w:bookmarkEnd w:id="27"/>
-    <w:bookmarkStart w:id="28" w:name="диаграмма-первый-выезд"/>
+    <w:bookmarkEnd w:id="33"/>
+    <w:bookmarkStart w:id="37" w:name="диаграмма-первый-выезд"/>
     <w:p>
       <w:pPr>
         <w:pStyle w:val="Heading3"/>
@@ -1530,189 +1294,62 @@
     </w:p>
     <w:p>
       <w:pPr>
-        <w:pStyle w:val="SourceCode"/>
-      </w:pPr>
-      <w:r>
-        <w:rPr>
-          <w:rStyle w:val="VerbatimChar"/>
-        </w:rPr>
-        <w:t xml:space="preserve">flowchart TD</w:t>
-      </w:r>
-      <w:r>
-        <w:br/>
-      </w:r>
-      <w:r>
-        <w:rPr>
-          <w:rStyle w:val="VerbatimChar"/>
-        </w:rPr>
-        <w:t xml:space="preserve">    A["Электрик получил ТЗ/КП,&lt;br/&gt;фото, адрес и вопросы"] --&gt; B["Электрик согласует&lt;br/&gt;первый выезд с клиентом"]</w:t>
-      </w:r>
-      <w:r>
-        <w:br/>
-      </w:r>
-      <w:r>
-        <w:rPr>
-          <w:rStyle w:val="VerbatimChar"/>
-        </w:rPr>
-        <w:t xml:space="preserve">    B --&gt; C["Осмотр объекта:&lt;br/&gt;щит, место установки, трасса"]</w:t>
-      </w:r>
-      <w:r>
-        <w:br/>
-      </w:r>
-      <w:r>
-        <w:rPr>
-          <w:rStyle w:val="VerbatimChar"/>
-        </w:rPr>
-        <w:t xml:space="preserve">    C --&gt; D["Фотофиксация объекта"]</w:t>
-      </w:r>
-      <w:r>
-        <w:br/>
-      </w:r>
-      <w:r>
-        <w:rPr>
-          <w:rStyle w:val="VerbatimChar"/>
-        </w:rPr>
-        <w:t xml:space="preserve">    D --&gt; E["Замеры нагрузок&lt;br/&gt;и пусковых токов токовыми клещами"]</w:t>
-      </w:r>
-      <w:r>
-        <w:br/>
-      </w:r>
-      <w:r>
-        <w:rPr>
-          <w:rStyle w:val="VerbatimChar"/>
-        </w:rPr>
-        <w:t xml:space="preserve">    E --&gt; F{"Есть расхождения&lt;br/&gt;или вопросы?"}</w:t>
-      </w:r>
-      <w:r>
-        <w:br/>
-      </w:r>
-      <w:r>
-        <w:rPr>
-          <w:rStyle w:val="VerbatimChar"/>
-        </w:rPr>
-        <w:t xml:space="preserve">    F -- "Да" --&gt; G["Удаленная консультация&lt;br/&gt;инженера Светон"]</w:t>
-      </w:r>
-      <w:r>
-        <w:br/>
-      </w:r>
-      <w:r>
-        <w:rPr>
-          <w:rStyle w:val="VerbatimChar"/>
-        </w:rPr>
-        <w:t xml:space="preserve">    F -- "Нет" --&gt; H["Электрик фиксирует вывод&lt;br/&gt;по возможности монтажа"]</w:t>
-      </w:r>
-      <w:r>
-        <w:br/>
-      </w:r>
-      <w:r>
-        <w:rPr>
-          <w:rStyle w:val="VerbatimChar"/>
-        </w:rPr>
-        <w:t xml:space="preserve">    G --&gt; H</w:t>
-      </w:r>
-      <w:r>
-        <w:br/>
-      </w:r>
-      <w:r>
-        <w:rPr>
-          <w:rStyle w:val="VerbatimChar"/>
-        </w:rPr>
-        <w:t xml:space="preserve">    H --&gt; I{"Монтаж по ТЗ возможен?"}</w:t>
-      </w:r>
-      <w:r>
-        <w:br/>
-      </w:r>
-      <w:r>
-        <w:rPr>
-          <w:rStyle w:val="VerbatimChar"/>
-        </w:rPr>
-        <w:t xml:space="preserve">    I -- "Нет" --&gt; J["Фиксируются ограничения,&lt;br/&gt;доработки или отказ"]</w:t>
-      </w:r>
-      <w:r>
-        <w:br/>
-      </w:r>
-      <w:r>
-        <w:rPr>
-          <w:rStyle w:val="VerbatimChar"/>
-        </w:rPr>
-        <w:t xml:space="preserve">    I -- "Да" --&gt; K["Электрик сверяет ТЗ/КП&lt;br/&gt;с клиентом"]</w:t>
-      </w:r>
-      <w:r>
-        <w:br/>
-      </w:r>
-      <w:r>
-        <w:rPr>
-          <w:rStyle w:val="VerbatimChar"/>
-        </w:rPr>
-        <w:t xml:space="preserve">    K --&gt; L{"Клиент подтверждает ТЗ?"}</w:t>
-      </w:r>
-      <w:r>
-        <w:br/>
-      </w:r>
-      <w:r>
-        <w:rPr>
-          <w:rStyle w:val="VerbatimChar"/>
-        </w:rPr>
-        <w:t xml:space="preserve">    L -- "Нет" --&gt; M["ТЗ/КП корректируется&lt;br/&gt;или процесс ставится на паузу"]</w:t>
-      </w:r>
-      <w:r>
-        <w:br/>
-      </w:r>
-      <w:r>
-        <w:rPr>
-          <w:rStyle w:val="VerbatimChar"/>
-        </w:rPr>
-        <w:t xml:space="preserve">    L -- "Да" --&gt; N{"Подготовку можно&lt;br/&gt;сделать сразу?"}</w:t>
-      </w:r>
-      <w:r>
-        <w:br/>
-      </w:r>
-      <w:r>
-        <w:rPr>
-          <w:rStyle w:val="VerbatimChar"/>
-        </w:rPr>
-        <w:t xml:space="preserve">    N -- "Да" --&gt; O["Подготовительные работы&lt;br/&gt;на первом выезде"]</w:t>
-      </w:r>
-      <w:r>
-        <w:br/>
-      </w:r>
-      <w:r>
-        <w:rPr>
-          <w:rStyle w:val="VerbatimChar"/>
-        </w:rPr>
-        <w:t xml:space="preserve">    N -- "Нет" --&gt; P["Подготовка переносится&lt;br/&gt;на второй выезд"]</w:t>
-      </w:r>
-      <w:r>
-        <w:br/>
-      </w:r>
-      <w:r>
-        <w:rPr>
-          <w:rStyle w:val="VerbatimChar"/>
-        </w:rPr>
-        <w:t xml:space="preserve">    O --&gt; Q["Отчет, фото, замеры&lt;br/&gt;в Светон"]</w:t>
-      </w:r>
-      <w:r>
-        <w:br/>
-      </w:r>
-      <w:r>
-        <w:rPr>
-          <w:rStyle w:val="VerbatimChar"/>
-        </w:rPr>
-        <w:t xml:space="preserve">    P --&gt; Q</w:t>
-      </w:r>
-      <w:r>
-        <w:br/>
-      </w:r>
-      <w:r>
-        <w:rPr>
-          <w:rStyle w:val="VerbatimChar"/>
-        </w:rPr>
-        <w:t xml:space="preserve">    Q --&gt; R["Обратная связь клиента&lt;br/&gt;после первого выезда"]</w:t>
-      </w:r>
-    </w:p>
-    <w:bookmarkEnd w:id="28"/>
-    <w:bookmarkEnd w:id="29"/>
-    <w:bookmarkStart w:id="34" w:name="этап-4.-поставка-оборудования"/>
+        <w:pStyle w:val="CaptionedFigure"/>
+      </w:pPr>
+      <w:r>
+        <w:drawing>
+          <wp:inline>
+            <wp:extent cx="2129375" cy="6583680"/>
+            <wp:effectExtent b="0" l="0" r="0" t="0"/>
+            <wp:docPr descr="Mermaid diagram 3" title="" id="35" name="Picture"/>
+            <a:graphic>
+              <a:graphicData uri="http://schemas.openxmlformats.org/drawingml/2006/picture">
+                <pic:pic>
+                  <pic:nvPicPr>
+                    <pic:cNvPr descr="mermaid/mermaid_03.png" id="36" name="Picture"/>
+                    <pic:cNvPicPr>
+                      <a:picLocks noChangeArrowheads="1" noChangeAspect="1"/>
+                    </pic:cNvPicPr>
+                  </pic:nvPicPr>
+                  <pic:blipFill>
+                    <a:blip r:embed="rId34"/>
+                    <a:stretch>
+                      <a:fillRect/>
+                    </a:stretch>
+                  </pic:blipFill>
+                  <pic:spPr bwMode="auto">
+                    <a:xfrm>
+                      <a:off x="0" y="0"/>
+                      <a:ext cx="2129375" cy="6583680"/>
+                    </a:xfrm>
+                    <a:prstGeom prst="rect">
+                      <a:avLst/>
+                    </a:prstGeom>
+                    <a:noFill/>
+                    <a:ln w="9525">
+                      <a:noFill/>
+                      <a:headEnd/>
+                      <a:tailEnd/>
+                    </a:ln>
+                  </pic:spPr>
+                </pic:pic>
+              </a:graphicData>
+            </a:graphic>
+          </wp:inline>
+        </w:drawing>
+      </w:r>
+    </w:p>
+    <w:p>
+      <w:pPr>
+        <w:pStyle w:val="ImageCaption"/>
+      </w:pPr>
+      <w:r>
+        <w:t xml:space="preserve">Mermaid diagram 3</w:t>
+      </w:r>
+    </w:p>
+    <w:bookmarkEnd w:id="37"/>
+    <w:bookmarkEnd w:id="38"/>
+    <w:bookmarkStart w:id="46" w:name="этап-4.-поставка-оборудования"/>
     <w:p>
       <w:pPr>
         <w:pStyle w:val="Heading2"/>
@@ -1721,7 +1358,7 @@
         <w:t xml:space="preserve">Этап 4. Поставка оборудования</w:t>
       </w:r>
     </w:p>
-    <w:bookmarkStart w:id="30" w:name="Xf1580973236b28415361f3c6685de2302dd598c"/>
+    <w:bookmarkStart w:id="39" w:name="Xf1580973236b28415361f3c6685de2302dd598c"/>
     <w:p>
       <w:pPr>
         <w:pStyle w:val="Heading3"/>
@@ -1786,8 +1423,8 @@
         <w:t xml:space="preserve">доставка местной транспортной компанией со склада в Горячем Ключе.</w:t>
       </w:r>
     </w:p>
-    <w:bookmarkEnd w:id="30"/>
-    <w:bookmarkStart w:id="31" w:name="шаг-16.-светон-организует-отгрузку"/>
+    <w:bookmarkEnd w:id="39"/>
+    <w:bookmarkStart w:id="40" w:name="шаг-16.-светон-организует-отгрузку"/>
     <w:p>
       <w:pPr>
         <w:pStyle w:val="Heading3"/>
@@ -1852,8 +1489,8 @@
         <w:t xml:space="preserve">местной транспортной компанией.</w:t>
       </w:r>
     </w:p>
-    <w:bookmarkEnd w:id="31"/>
-    <w:bookmarkStart w:id="32" w:name="X9987788c5a39e94238318325accd94c4d323bc1"/>
+    <w:bookmarkEnd w:id="40"/>
+    <w:bookmarkStart w:id="41" w:name="X9987788c5a39e94238318325accd94c4d323bc1"/>
     <w:p>
       <w:pPr>
         <w:pStyle w:val="Heading3"/>
@@ -1930,8 +1567,8 @@
         <w:t xml:space="preserve">через механизм, который поддерживает транспортная компания.</w:t>
       </w:r>
     </w:p>
-    <w:bookmarkEnd w:id="32"/>
-    <w:bookmarkStart w:id="33" w:name="диаграмма-поставка-оборудования"/>
+    <w:bookmarkEnd w:id="41"/>
+    <w:bookmarkStart w:id="45" w:name="диаграмма-поставка-оборудования"/>
     <w:p>
       <w:pPr>
         <w:pStyle w:val="Heading3"/>
@@ -1959,126 +1596,62 @@
     </w:p>
     <w:p>
       <w:pPr>
-        <w:pStyle w:val="SourceCode"/>
-      </w:pPr>
-      <w:r>
-        <w:rPr>
-          <w:rStyle w:val="VerbatimChar"/>
-        </w:rPr>
-        <w:t xml:space="preserve">flowchart TD</w:t>
-      </w:r>
-      <w:r>
-        <w:br/>
-      </w:r>
-      <w:r>
-        <w:rPr>
-          <w:rStyle w:val="VerbatimChar"/>
-        </w:rPr>
-        <w:t xml:space="preserve">    A["ТЗ/КП подтверждены"] --&gt; B["Клиент выбирает способ&lt;br/&gt;получения оборудования"]</w:t>
-      </w:r>
-      <w:r>
-        <w:br/>
-      </w:r>
-      <w:r>
-        <w:rPr>
-          <w:rStyle w:val="VerbatimChar"/>
-        </w:rPr>
-        <w:t xml:space="preserve">    B --&gt; C{"Способ получения&lt;br/&gt;и оплаты"}</w:t>
-      </w:r>
-      <w:r>
-        <w:br/>
-      </w:r>
-      <w:r>
-        <w:rPr>
-          <w:rStyle w:val="VerbatimChar"/>
-        </w:rPr>
-        <w:t xml:space="preserve">    C -- "Самовывоз" --&gt; D["Склад в Горячем Ключе:&lt;br/&gt;получение и оплата на месте"]</w:t>
-      </w:r>
-      <w:r>
-        <w:br/>
-      </w:r>
-      <w:r>
-        <w:rPr>
-          <w:rStyle w:val="VerbatimChar"/>
-        </w:rPr>
-        <w:t xml:space="preserve">    C -- "Оплата при получении" --&gt; E["Транспортная компания:&lt;br/&gt;наложенный платеж&lt;br/&gt;или аналогичная услуга"]</w:t>
-      </w:r>
-      <w:r>
-        <w:br/>
-      </w:r>
-      <w:r>
-        <w:rPr>
-          <w:rStyle w:val="VerbatimChar"/>
-        </w:rPr>
-        <w:t xml:space="preserve">    C -- "Предоплата + доставка" --&gt; F["Клиент оплачивает оборудование,&lt;br/&gt;доставка оформляется отдельно"]</w:t>
-      </w:r>
-      <w:r>
-        <w:br/>
-      </w:r>
-      <w:r>
-        <w:rPr>
-          <w:rStyle w:val="VerbatimChar"/>
-        </w:rPr>
-        <w:t xml:space="preserve">    C -- "Местная доставка" --&gt; G["Местная ТК забирает груз&lt;br/&gt;со склада в Горячем Ключе"]</w:t>
-      </w:r>
-      <w:r>
-        <w:br/>
-      </w:r>
-      <w:r>
-        <w:rPr>
-          <w:rStyle w:val="VerbatimChar"/>
-        </w:rPr>
-        <w:t xml:space="preserve">    D --&gt; H["Оборудование получено клиентом"]</w:t>
-      </w:r>
-      <w:r>
-        <w:br/>
-      </w:r>
-      <w:r>
-        <w:rPr>
-          <w:rStyle w:val="VerbatimChar"/>
-        </w:rPr>
-        <w:t xml:space="preserve">    E --&gt; H</w:t>
-      </w:r>
-      <w:r>
-        <w:br/>
-      </w:r>
-      <w:r>
-        <w:rPr>
-          <w:rStyle w:val="VerbatimChar"/>
-        </w:rPr>
-        <w:t xml:space="preserve">    F --&gt; H</w:t>
-      </w:r>
-      <w:r>
-        <w:br/>
-      </w:r>
-      <w:r>
-        <w:rPr>
-          <w:rStyle w:val="VerbatimChar"/>
-        </w:rPr>
-        <w:t xml:space="preserve">    G --&gt; H</w:t>
-      </w:r>
-      <w:r>
-        <w:br/>
-      </w:r>
-      <w:r>
-        <w:rPr>
-          <w:rStyle w:val="VerbatimChar"/>
-        </w:rPr>
-        <w:t xml:space="preserve">    H --&gt; I["Светон фиксирует:&lt;br/&gt;оборудование доставлено"]</w:t>
-      </w:r>
-      <w:r>
-        <w:br/>
-      </w:r>
-      <w:r>
-        <w:rPr>
-          <w:rStyle w:val="VerbatimChar"/>
-        </w:rPr>
-        <w:t xml:space="preserve">    I --&gt; J["Можно согласовывать&lt;br/&gt;второй выезд"]</w:t>
-      </w:r>
-    </w:p>
-    <w:bookmarkEnd w:id="33"/>
-    <w:bookmarkEnd w:id="34"/>
-    <w:bookmarkStart w:id="39" w:name="этап-5.-второй-выезд-подготовка-и-монтаж"/>
+        <w:pStyle w:val="CaptionedFigure"/>
+      </w:pPr>
+      <w:r>
+        <w:drawing>
+          <wp:inline>
+            <wp:extent cx="5334000" cy="4701267"/>
+            <wp:effectExtent b="0" l="0" r="0" t="0"/>
+            <wp:docPr descr="Mermaid diagram 4" title="" id="43" name="Picture"/>
+            <a:graphic>
+              <a:graphicData uri="http://schemas.openxmlformats.org/drawingml/2006/picture">
+                <pic:pic>
+                  <pic:nvPicPr>
+                    <pic:cNvPr descr="mermaid/mermaid_04.png" id="44" name="Picture"/>
+                    <pic:cNvPicPr>
+                      <a:picLocks noChangeArrowheads="1" noChangeAspect="1"/>
+                    </pic:cNvPicPr>
+                  </pic:nvPicPr>
+                  <pic:blipFill>
+                    <a:blip r:embed="rId42"/>
+                    <a:stretch>
+                      <a:fillRect/>
+                    </a:stretch>
+                  </pic:blipFill>
+                  <pic:spPr bwMode="auto">
+                    <a:xfrm>
+                      <a:off x="0" y="0"/>
+                      <a:ext cx="5334000" cy="4701267"/>
+                    </a:xfrm>
+                    <a:prstGeom prst="rect">
+                      <a:avLst/>
+                    </a:prstGeom>
+                    <a:noFill/>
+                    <a:ln w="9525">
+                      <a:noFill/>
+                      <a:headEnd/>
+                      <a:tailEnd/>
+                    </a:ln>
+                  </pic:spPr>
+                </pic:pic>
+              </a:graphicData>
+            </a:graphic>
+          </wp:inline>
+        </w:drawing>
+      </w:r>
+    </w:p>
+    <w:p>
+      <w:pPr>
+        <w:pStyle w:val="ImageCaption"/>
+      </w:pPr>
+      <w:r>
+        <w:t xml:space="preserve">Mermaid diagram 4</w:t>
+      </w:r>
+    </w:p>
+    <w:bookmarkEnd w:id="45"/>
+    <w:bookmarkEnd w:id="46"/>
+    <w:bookmarkStart w:id="51" w:name="этап-5.-второй-выезд-подготовка-и-монтаж"/>
     <w:p>
       <w:pPr>
         <w:pStyle w:val="Heading2"/>
@@ -2087,7 +1660,7 @@
         <w:t xml:space="preserve">Этап 5. Второй выезд: подготовка и монтаж</w:t>
       </w:r>
     </w:p>
-    <w:bookmarkStart w:id="35" w:name="шаг-18.-согласуется-второй-выезд"/>
+    <w:bookmarkStart w:id="47" w:name="шаг-18.-согласуется-второй-выезд"/>
     <w:p>
       <w:pPr>
         <w:pStyle w:val="Heading3"/>
@@ -2172,8 +1745,8 @@
         <w:t xml:space="preserve">клиент понимает, что будет происходить на объекте.</w:t>
       </w:r>
     </w:p>
-    <w:bookmarkEnd w:id="35"/>
-    <w:bookmarkStart w:id="36" w:name="шаг-19.-проверяется-готовность-объекта"/>
+    <w:bookmarkEnd w:id="47"/>
+    <w:bookmarkStart w:id="48" w:name="шаг-19.-проверяется-готовность-объекта"/>
     <w:p>
       <w:pPr>
         <w:pStyle w:val="Heading3"/>
@@ -2226,8 +1799,8 @@
         <w:t xml:space="preserve">выполнены сторонним электриком клиента по нашему ТЗ.</w:t>
       </w:r>
     </w:p>
-    <w:bookmarkEnd w:id="36"/>
-    <w:bookmarkStart w:id="37" w:name="X41578a0b37db85add0398c8e08156239a6a6c70"/>
+    <w:bookmarkEnd w:id="48"/>
+    <w:bookmarkStart w:id="49" w:name="X41578a0b37db85add0398c8e08156239a6a6c70"/>
     <w:p>
       <w:pPr>
         <w:pStyle w:val="Heading3"/>
@@ -2352,8 +1925,8 @@
         <w:t xml:space="preserve">отчет и акт.</w:t>
       </w:r>
     </w:p>
-    <w:bookmarkEnd w:id="37"/>
-    <w:bookmarkStart w:id="38" w:name="X06732bdba39a2d6279e56cebaf23c87493a4209"/>
+    <w:bookmarkEnd w:id="49"/>
+    <w:bookmarkStart w:id="50" w:name="X06732bdba39a2d6279e56cebaf23c87493a4209"/>
     <w:p>
       <w:pPr>
         <w:pStyle w:val="Heading3"/>
@@ -2522,9 +2095,9 @@
         <w:t xml:space="preserve">второй выезд - после доставки оборудования: либо только монтаж, либо подготовка плюс монтаж.</w:t>
       </w:r>
     </w:p>
-    <w:bookmarkEnd w:id="38"/>
-    <w:bookmarkEnd w:id="39"/>
-    <w:bookmarkStart w:id="43" w:name="X543fe80a69c7c58ff4fccd572dbf2c739055201"/>
+    <w:bookmarkEnd w:id="50"/>
+    <w:bookmarkEnd w:id="51"/>
+    <w:bookmarkStart w:id="55" w:name="X543fe80a69c7c58ff4fccd572dbf2c739055201"/>
     <w:p>
       <w:pPr>
         <w:pStyle w:val="Heading2"/>
@@ -2533,7 +2106,7 @@
         <w:t xml:space="preserve">Этап 6. Удаленная инженерная поддержка и приемка</w:t>
       </w:r>
     </w:p>
-    <w:bookmarkStart w:id="40" w:name="X302eb319ad68a3ecabc82d0c9df0c24d933d2cd"/>
+    <w:bookmarkStart w:id="52" w:name="X302eb319ad68a3ecabc82d0c9df0c24d933d2cd"/>
     <w:p>
       <w:pPr>
         <w:pStyle w:val="Heading3"/>
@@ -2726,8 +2299,8 @@
         <w:t xml:space="preserve">подтвердить готовность к запуску.</w:t>
       </w:r>
     </w:p>
-    <w:bookmarkEnd w:id="40"/>
-    <w:bookmarkStart w:id="41" w:name="шаг-22.-инженер-участвует-в-приемке"/>
+    <w:bookmarkEnd w:id="52"/>
+    <w:bookmarkStart w:id="53" w:name="шаг-22.-инженер-участвует-в-приемке"/>
     <w:p>
       <w:pPr>
         <w:pStyle w:val="Heading3"/>
@@ -2744,8 +2317,8 @@
         <w:t xml:space="preserve">Инженер проверяет фото, видео, настройки, спорные моменты и готовность системы к запуску.</w:t>
       </w:r>
     </w:p>
-    <w:bookmarkEnd w:id="41"/>
-    <w:bookmarkStart w:id="42" w:name="Xcd8e432de34b177ac59fbc5c84bbeca8bae2a49"/>
+    <w:bookmarkEnd w:id="53"/>
+    <w:bookmarkStart w:id="54" w:name="Xcd8e432de34b177ac59fbc5c84bbeca8bae2a49"/>
     <w:p>
       <w:pPr>
         <w:pStyle w:val="Heading3"/>
@@ -2798,9 +2371,9 @@
         <w:t xml:space="preserve">дистанционная проверка настроек.</w:t>
       </w:r>
     </w:p>
-    <w:bookmarkEnd w:id="42"/>
-    <w:bookmarkEnd w:id="43"/>
-    <w:bookmarkStart w:id="48" w:name="этап-7.-закрытие-работ-и-документы"/>
+    <w:bookmarkEnd w:id="54"/>
+    <w:bookmarkEnd w:id="55"/>
+    <w:bookmarkStart w:id="63" w:name="этап-7.-закрытие-работ-и-документы"/>
     <w:p>
       <w:pPr>
         <w:pStyle w:val="Heading2"/>
@@ -2809,7 +2382,7 @@
         <w:t xml:space="preserve">Этап 7. Закрытие работ и документы</w:t>
       </w:r>
     </w:p>
-    <w:bookmarkStart w:id="44" w:name="X3aeab65dff40ddfcca36d6427c142ce7e051f84"/>
+    <w:bookmarkStart w:id="56" w:name="X3aeab65dff40ddfcca36d6427c142ce7e051f84"/>
     <w:p>
       <w:pPr>
         <w:pStyle w:val="Heading3"/>
@@ -2826,8 +2399,8 @@
         <w:t xml:space="preserve">Электрик фиксирует завершение работ актом или другим согласованным закрывающим документом.</w:t>
       </w:r>
     </w:p>
-    <w:bookmarkEnd w:id="44"/>
-    <w:bookmarkStart w:id="45" w:name="шаг-25.-электрик-передает-отчет-в-светон"/>
+    <w:bookmarkEnd w:id="56"/>
+    <w:bookmarkStart w:id="57" w:name="шаг-25.-электрик-передает-отчет-в-светон"/>
     <w:p>
       <w:pPr>
         <w:pStyle w:val="Heading3"/>
@@ -2916,8 +2489,8 @@
         <w:t xml:space="preserve">замечания и особенности, если они были.</w:t>
       </w:r>
     </w:p>
-    <w:bookmarkEnd w:id="45"/>
-    <w:bookmarkStart w:id="46" w:name="шаг-26.-светон-сохраняет-материалы"/>
+    <w:bookmarkEnd w:id="57"/>
+    <w:bookmarkStart w:id="58" w:name="шаг-26.-светон-сохраняет-материалы"/>
     <w:p>
       <w:pPr>
         <w:pStyle w:val="Heading3"/>
@@ -2934,8 +2507,8 @@
         <w:t xml:space="preserve">Светон сохраняет все документы в карточке клиента или объекта.</w:t>
       </w:r>
     </w:p>
-    <w:bookmarkEnd w:id="46"/>
-    <w:bookmarkStart w:id="47" w:name="диаграмма-второй-выезд-и-приемка"/>
+    <w:bookmarkEnd w:id="58"/>
+    <w:bookmarkStart w:id="62" w:name="диаграмма-второй-выезд-и-приемка"/>
     <w:p>
       <w:pPr>
         <w:pStyle w:val="Heading3"/>
@@ -2963,144 +2536,62 @@
     </w:p>
     <w:p>
       <w:pPr>
-        <w:pStyle w:val="SourceCode"/>
-      </w:pPr>
-      <w:r>
-        <w:rPr>
-          <w:rStyle w:val="VerbatimChar"/>
-        </w:rPr>
-        <w:t xml:space="preserve">flowchart TD</w:t>
-      </w:r>
-      <w:r>
-        <w:br/>
-      </w:r>
-      <w:r>
-        <w:rPr>
-          <w:rStyle w:val="VerbatimChar"/>
-        </w:rPr>
-        <w:t xml:space="preserve">    A["Оборудование доставлено"] --&gt; B["Светон, клиент и электрик&lt;br/&gt;согласуют второй выезд"]</w:t>
-      </w:r>
-      <w:r>
-        <w:br/>
-      </w:r>
-      <w:r>
-        <w:rPr>
-          <w:rStyle w:val="VerbatimChar"/>
-        </w:rPr>
-        <w:t xml:space="preserve">    B --&gt; C{"Объект готов&lt;br/&gt;к монтажу?"}</w:t>
-      </w:r>
-      <w:r>
-        <w:br/>
-      </w:r>
-      <w:r>
-        <w:rPr>
-          <w:rStyle w:val="VerbatimChar"/>
-        </w:rPr>
-        <w:t xml:space="preserve">    C -- "Да: подготовка сделана&lt;br/&gt;на первом выезде / клиентом / сторонним электриком" --&gt; D["Электрик делает только монтаж:&lt;br/&gt;установка, подключение, настройка"]</w:t>
-      </w:r>
-      <w:r>
-        <w:br/>
-      </w:r>
-      <w:r>
-        <w:rPr>
-          <w:rStyle w:val="VerbatimChar"/>
-        </w:rPr>
-        <w:t xml:space="preserve">    C -- "Нет" --&gt; E["Электрик делает подготовку&lt;br/&gt;и монтаж за один второй выезд"]</w:t>
-      </w:r>
-      <w:r>
-        <w:br/>
-      </w:r>
-      <w:r>
-        <w:rPr>
-          <w:rStyle w:val="VerbatimChar"/>
-        </w:rPr>
-        <w:t xml:space="preserve">    D --&gt; F["Проверка работы системы"]</w:t>
-      </w:r>
-      <w:r>
-        <w:br/>
-      </w:r>
-      <w:r>
-        <w:rPr>
-          <w:rStyle w:val="VerbatimChar"/>
-        </w:rPr>
-        <w:t xml:space="preserve">    E --&gt; F</w:t>
-      </w:r>
-      <w:r>
-        <w:br/>
-      </w:r>
-      <w:r>
-        <w:rPr>
-          <w:rStyle w:val="VerbatimChar"/>
-        </w:rPr>
-        <w:t xml:space="preserve">    F --&gt; G["Объяснение клиенту&lt;br/&gt;базовых правил эксплуатации"]</w:t>
-      </w:r>
-      <w:r>
-        <w:br/>
-      </w:r>
-      <w:r>
-        <w:rPr>
-          <w:rStyle w:val="VerbatimChar"/>
-        </w:rPr>
-        <w:t xml:space="preserve">    G --&gt; H["Фотофиксация и видеофиксация"]</w:t>
-      </w:r>
-      <w:r>
-        <w:br/>
-      </w:r>
-      <w:r>
-        <w:rPr>
-          <w:rStyle w:val="VerbatimChar"/>
-        </w:rPr>
-        <w:t xml:space="preserve">    H --&gt; I["Фото/видео и настройки&lt;br/&gt;передаются инженеру Светон"]</w:t>
-      </w:r>
-      <w:r>
-        <w:br/>
-      </w:r>
-      <w:r>
-        <w:rPr>
-          <w:rStyle w:val="VerbatimChar"/>
-        </w:rPr>
-        <w:t xml:space="preserve">    I --&gt; J{"Удаленная приемка&lt;br/&gt;пройдена?"}</w:t>
-      </w:r>
-      <w:r>
-        <w:br/>
-      </w:r>
-      <w:r>
-        <w:rPr>
-          <w:rStyle w:val="VerbatimChar"/>
-        </w:rPr>
-        <w:t xml:space="preserve">    J -- "Нет" --&gt; K["Электрик устраняет замечания&lt;br/&gt;и повторно отправляет материалы"]</w:t>
-      </w:r>
-      <w:r>
-        <w:br/>
-      </w:r>
-      <w:r>
-        <w:rPr>
-          <w:rStyle w:val="VerbatimChar"/>
-        </w:rPr>
-        <w:t xml:space="preserve">    K --&gt; I</w:t>
-      </w:r>
-      <w:r>
-        <w:br/>
-      </w:r>
-      <w:r>
-        <w:rPr>
-          <w:rStyle w:val="VerbatimChar"/>
-        </w:rPr>
-        <w:t xml:space="preserve">    J -- "Да" --&gt; L["Монтаж принят"]</w:t>
-      </w:r>
-      <w:r>
-        <w:br/>
-      </w:r>
-      <w:r>
-        <w:rPr>
-          <w:rStyle w:val="VerbatimChar"/>
-        </w:rPr>
-        <w:t xml:space="preserve">    L --&gt; M["Акт, отчет и материалы&lt;br/&gt;передаются в Светон"]</w:t>
-      </w:r>
-    </w:p>
-    <w:bookmarkEnd w:id="47"/>
-    <w:bookmarkEnd w:id="48"/>
-    <w:bookmarkStart w:id="54" w:name="X13dfcbd0a2a7c8c3d8e8d1ee4d1dfceb1dbb123"/>
+        <w:pStyle w:val="CaptionedFigure"/>
+      </w:pPr>
+      <w:r>
+        <w:drawing>
+          <wp:inline>
+            <wp:extent cx="2101327" cy="6583680"/>
+            <wp:effectExtent b="0" l="0" r="0" t="0"/>
+            <wp:docPr descr="Mermaid diagram 5" title="" id="60" name="Picture"/>
+            <a:graphic>
+              <a:graphicData uri="http://schemas.openxmlformats.org/drawingml/2006/picture">
+                <pic:pic>
+                  <pic:nvPicPr>
+                    <pic:cNvPr descr="mermaid/mermaid_05.png" id="61" name="Picture"/>
+                    <pic:cNvPicPr>
+                      <a:picLocks noChangeArrowheads="1" noChangeAspect="1"/>
+                    </pic:cNvPicPr>
+                  </pic:nvPicPr>
+                  <pic:blipFill>
+                    <a:blip r:embed="rId59"/>
+                    <a:stretch>
+                      <a:fillRect/>
+                    </a:stretch>
+                  </pic:blipFill>
+                  <pic:spPr bwMode="auto">
+                    <a:xfrm>
+                      <a:off x="0" y="0"/>
+                      <a:ext cx="2101327" cy="6583680"/>
+                    </a:xfrm>
+                    <a:prstGeom prst="rect">
+                      <a:avLst/>
+                    </a:prstGeom>
+                    <a:noFill/>
+                    <a:ln w="9525">
+                      <a:noFill/>
+                      <a:headEnd/>
+                      <a:tailEnd/>
+                    </a:ln>
+                  </pic:spPr>
+                </pic:pic>
+              </a:graphicData>
+            </a:graphic>
+          </wp:inline>
+        </w:drawing>
+      </w:r>
+    </w:p>
+    <w:p>
+      <w:pPr>
+        <w:pStyle w:val="ImageCaption"/>
+      </w:pPr>
+      <w:r>
+        <w:t xml:space="preserve">Mermaid diagram 5</w:t>
+      </w:r>
+    </w:p>
+    <w:bookmarkEnd w:id="62"/>
+    <w:bookmarkEnd w:id="63"/>
+    <w:bookmarkStart w:id="72" w:name="X13dfcbd0a2a7c8c3d8e8d1ee4d1dfceb1dbb123"/>
     <w:p>
       <w:pPr>
         <w:pStyle w:val="Heading2"/>
@@ -3109,7 +2600,7 @@
         <w:t xml:space="preserve">Этап 8. Обратная связь и рейтинг электрика</w:t>
       </w:r>
     </w:p>
-    <w:bookmarkStart w:id="49" w:name="X06ee6287ef17273f99603569d9576524e1ad43b"/>
+    <w:bookmarkStart w:id="64" w:name="X06ee6287ef17273f99603569d9576524e1ad43b"/>
     <w:p>
       <w:pPr>
         <w:pStyle w:val="Heading3"/>
@@ -3258,8 +2749,8 @@
         <w:t xml:space="preserve">готовность рекомендовать такого электрика.</w:t>
       </w:r>
     </w:p>
-    <w:bookmarkEnd w:id="49"/>
-    <w:bookmarkStart w:id="50" w:name="X193d28dc91fa57880decdb23941972c094b3992"/>
+    <w:bookmarkEnd w:id="64"/>
+    <w:bookmarkStart w:id="65" w:name="X193d28dc91fa57880decdb23941972c094b3992"/>
     <w:p>
       <w:pPr>
         <w:pStyle w:val="Heading3"/>
@@ -3396,8 +2887,8 @@
         <w:t xml:space="preserve">повторные жалобы или их отсутствие.</w:t>
       </w:r>
     </w:p>
-    <w:bookmarkEnd w:id="50"/>
-    <w:bookmarkStart w:id="51" w:name="X56ed0bdccbec4c0317506e39f7994c6a1d95c28"/>
+    <w:bookmarkEnd w:id="65"/>
+    <w:bookmarkStart w:id="66" w:name="X56ed0bdccbec4c0317506e39f7994c6a1d95c28"/>
     <w:p>
       <w:pPr>
         <w:pStyle w:val="Heading3"/>
@@ -3414,8 +2905,8 @@
         <w:t xml:space="preserve">Отзывы клиента используются внутри Светон. Если отзыв содержит претензию, которую нужно устранить, электрику передается суть проблемы без лишнего раскрытия клиентской обратной связи.</w:t>
       </w:r>
     </w:p>
-    <w:bookmarkEnd w:id="51"/>
-    <w:bookmarkStart w:id="52" w:name="шаг-30.-при-нарушениях-применяются-меры"/>
+    <w:bookmarkEnd w:id="66"/>
+    <w:bookmarkStart w:id="67" w:name="шаг-30.-при-нарушениях-применяются-меры"/>
     <w:p>
       <w:pPr>
         <w:pStyle w:val="Heading3"/>
@@ -3608,8 +3099,8 @@
         <w:t xml:space="preserve">отказ устранять замечания.</w:t>
       </w:r>
     </w:p>
-    <w:bookmarkEnd w:id="52"/>
-    <w:bookmarkStart w:id="53" w:name="диаграмма-обратная-связь-и-рейтинг"/>
+    <w:bookmarkEnd w:id="67"/>
+    <w:bookmarkStart w:id="71" w:name="диаграмма-обратная-связь-и-рейтинг"/>
     <w:p>
       <w:pPr>
         <w:pStyle w:val="Heading3"/>
@@ -3637,153 +3128,62 @@
     </w:p>
     <w:p>
       <w:pPr>
-        <w:pStyle w:val="SourceCode"/>
-      </w:pPr>
-      <w:r>
-        <w:rPr>
-          <w:rStyle w:val="VerbatimChar"/>
-        </w:rPr>
-        <w:t xml:space="preserve">flowchart TD</w:t>
-      </w:r>
-      <w:r>
-        <w:br/>
-      </w:r>
-      <w:r>
-        <w:rPr>
-          <w:rStyle w:val="VerbatimChar"/>
-        </w:rPr>
-        <w:t xml:space="preserve">    A["Выезд завершен"] --&gt; B{"Какой выезд&lt;br/&gt;завершен?"}</w:t>
-      </w:r>
-      <w:r>
-        <w:br/>
-      </w:r>
-      <w:r>
-        <w:rPr>
-          <w:rStyle w:val="VerbatimChar"/>
-        </w:rPr>
-        <w:t xml:space="preserve">    B -- "Первый выезд" --&gt; C["Светон собирает отзыв&lt;br/&gt;по осмотру и коммуникации"]</w:t>
-      </w:r>
-      <w:r>
-        <w:br/>
-      </w:r>
-      <w:r>
-        <w:rPr>
-          <w:rStyle w:val="VerbatimChar"/>
-        </w:rPr>
-        <w:t xml:space="preserve">    B -- "Первый выезд + подготовка" --&gt; D["Светон собирает отзыв&lt;br/&gt;по осмотру и подготовке"]</w:t>
-      </w:r>
-      <w:r>
-        <w:br/>
-      </w:r>
-      <w:r>
-        <w:rPr>
-          <w:rStyle w:val="VerbatimChar"/>
-        </w:rPr>
-        <w:t xml:space="preserve">    B -- "Второй выезд" --&gt; E["Светон собирает отзыв&lt;br/&gt;по подготовке, монтажу,&lt;br/&gt;настройке и объяснению клиенту"]</w:t>
-      </w:r>
-      <w:r>
-        <w:br/>
-      </w:r>
-      <w:r>
-        <w:rPr>
-          <w:rStyle w:val="VerbatimChar"/>
-        </w:rPr>
-        <w:t xml:space="preserve">    C --&gt; F["Обновление внутреннего&lt;br/&gt;рейтинга электрика"]</w:t>
-      </w:r>
-      <w:r>
-        <w:br/>
-      </w:r>
-      <w:r>
-        <w:rPr>
-          <w:rStyle w:val="VerbatimChar"/>
-        </w:rPr>
-        <w:t xml:space="preserve">    D --&gt; F</w:t>
-      </w:r>
-      <w:r>
-        <w:br/>
-      </w:r>
-      <w:r>
-        <w:rPr>
-          <w:rStyle w:val="VerbatimChar"/>
-        </w:rPr>
-        <w:t xml:space="preserve">    E --&gt; F</w:t>
-      </w:r>
-      <w:r>
-        <w:br/>
-      </w:r>
-      <w:r>
-        <w:rPr>
-          <w:rStyle w:val="VerbatimChar"/>
-        </w:rPr>
-        <w:t xml:space="preserve">    F --&gt; G{"Есть претензия,&lt;br/&gt;которую нужно устранить?"}</w:t>
-      </w:r>
-      <w:r>
-        <w:br/>
-      </w:r>
-      <w:r>
-        <w:rPr>
-          <w:rStyle w:val="VerbatimChar"/>
-        </w:rPr>
-        <w:t xml:space="preserve">    G -- "Нет" --&gt; H["Процесс закрыт,&lt;br/&gt;рейтинг обновлен"]</w:t>
-      </w:r>
-      <w:r>
-        <w:br/>
-      </w:r>
-      <w:r>
-        <w:rPr>
-          <w:rStyle w:val="VerbatimChar"/>
-        </w:rPr>
-        <w:t xml:space="preserve">    G -- "Да" --&gt; I["Светон передает электрику&lt;br/&gt;суть замечания"]</w:t>
-      </w:r>
-      <w:r>
-        <w:br/>
-      </w:r>
-      <w:r>
-        <w:rPr>
-          <w:rStyle w:val="VerbatimChar"/>
-        </w:rPr>
-        <w:t xml:space="preserve">    I --&gt; J["Электрик устраняет замечание&lt;br/&gt;по своим работам"]</w:t>
-      </w:r>
-      <w:r>
-        <w:br/>
-      </w:r>
-      <w:r>
-        <w:rPr>
-          <w:rStyle w:val="VerbatimChar"/>
-        </w:rPr>
-        <w:t xml:space="preserve">    J --&gt; K{"Нарушение грубое&lt;br/&gt;или повторное?"}</w:t>
-      </w:r>
-      <w:r>
-        <w:br/>
-      </w:r>
-      <w:r>
-        <w:rPr>
-          <w:rStyle w:val="VerbatimChar"/>
-        </w:rPr>
-        <w:t xml:space="preserve">    K -- "Нет" --&gt; H</w:t>
-      </w:r>
-      <w:r>
-        <w:br/>
-      </w:r>
-      <w:r>
-        <w:rPr>
-          <w:rStyle w:val="VerbatimChar"/>
-        </w:rPr>
-        <w:t xml:space="preserve">    K -- "Да" --&gt; L["Меры: замечание,&lt;br/&gt;снижение рейтинга,&lt;br/&gt;понижение приоритета&lt;br/&gt;или исключение из базы"]</w:t>
-      </w:r>
-      <w:r>
-        <w:br/>
-      </w:r>
-      <w:r>
-        <w:rPr>
-          <w:rStyle w:val="VerbatimChar"/>
-        </w:rPr>
-        <w:t xml:space="preserve">    L --&gt; H</w:t>
-      </w:r>
-    </w:p>
-    <w:bookmarkEnd w:id="53"/>
-    <w:bookmarkEnd w:id="54"/>
-    <w:bookmarkStart w:id="58" w:name="X2c4f5b4ac21266db356b075d48422e48dcc12d8"/>
+        <w:pStyle w:val="CaptionedFigure"/>
+      </w:pPr>
+      <w:r>
+        <w:drawing>
+          <wp:inline>
+            <wp:extent cx="3013196" cy="6583680"/>
+            <wp:effectExtent b="0" l="0" r="0" t="0"/>
+            <wp:docPr descr="Mermaid diagram 6" title="" id="69" name="Picture"/>
+            <a:graphic>
+              <a:graphicData uri="http://schemas.openxmlformats.org/drawingml/2006/picture">
+                <pic:pic>
+                  <pic:nvPicPr>
+                    <pic:cNvPr descr="mermaid/mermaid_06.png" id="70" name="Picture"/>
+                    <pic:cNvPicPr>
+                      <a:picLocks noChangeArrowheads="1" noChangeAspect="1"/>
+                    </pic:cNvPicPr>
+                  </pic:nvPicPr>
+                  <pic:blipFill>
+                    <a:blip r:embed="rId68"/>
+                    <a:stretch>
+                      <a:fillRect/>
+                    </a:stretch>
+                  </pic:blipFill>
+                  <pic:spPr bwMode="auto">
+                    <a:xfrm>
+                      <a:off x="0" y="0"/>
+                      <a:ext cx="3013196" cy="6583680"/>
+                    </a:xfrm>
+                    <a:prstGeom prst="rect">
+                      <a:avLst/>
+                    </a:prstGeom>
+                    <a:noFill/>
+                    <a:ln w="9525">
+                      <a:noFill/>
+                      <a:headEnd/>
+                      <a:tailEnd/>
+                    </a:ln>
+                  </pic:spPr>
+                </pic:pic>
+              </a:graphicData>
+            </a:graphic>
+          </wp:inline>
+        </w:drawing>
+      </w:r>
+    </w:p>
+    <w:p>
+      <w:pPr>
+        <w:pStyle w:val="ImageCaption"/>
+      </w:pPr>
+      <w:r>
+        <w:t xml:space="preserve">Mermaid diagram 6</w:t>
+      </w:r>
+    </w:p>
+    <w:bookmarkEnd w:id="71"/>
+    <w:bookmarkEnd w:id="72"/>
+    <w:bookmarkStart w:id="76" w:name="X2c4f5b4ac21266db356b075d48422e48dcc12d8"/>
     <w:p>
       <w:pPr>
         <w:pStyle w:val="Heading2"/>
@@ -3792,7 +3192,7 @@
         <w:t xml:space="preserve">Этап 9. Граница ответственности южной модели</w:t>
       </w:r>
     </w:p>
-    <w:bookmarkStart w:id="55" w:name="шаг-31.-светон-отвечает-за-свою-часть"/>
+    <w:bookmarkStart w:id="73" w:name="шаг-31.-светон-отвечает-за-свою-часть"/>
     <w:p>
       <w:pPr>
         <w:pStyle w:val="Heading3"/>
@@ -3905,8 +3305,8 @@
         <w:t xml:space="preserve">внутренний рейтинг электриков.</w:t>
       </w:r>
     </w:p>
-    <w:bookmarkEnd w:id="55"/>
-    <w:bookmarkStart w:id="56" w:name="шаг-32.-электрик-отвечает-за-свою-часть"/>
+    <w:bookmarkEnd w:id="73"/>
+    <w:bookmarkStart w:id="74" w:name="шаг-32.-электрик-отвечает-за-свою-часть"/>
     <w:p>
       <w:pPr>
         <w:pStyle w:val="Heading3"/>
@@ -3995,8 +3395,8 @@
         <w:t xml:space="preserve">устранение замечаний по своим работам.</w:t>
       </w:r>
     </w:p>
-    <w:bookmarkEnd w:id="56"/>
-    <w:bookmarkStart w:id="57" w:name="Xcb2fd2d302a11fdd1973f6352c90717eb987f0f"/>
+    <w:bookmarkEnd w:id="74"/>
+    <w:bookmarkStart w:id="75" w:name="Xcb2fd2d302a11fdd1973f6352c90717eb987f0f"/>
     <w:p>
       <w:pPr>
         <w:pStyle w:val="Heading3"/>
@@ -4013,9 +3413,9 @@
         <w:t xml:space="preserve">Электрик не является штатным сотрудником Светон. Он самостоятельный партнер, но получает доступ к объектам Светон только при соблюдении стандартов качества, отчетности и поведения.</w:t>
       </w:r>
     </w:p>
-    <w:bookmarkEnd w:id="57"/>
-    <w:bookmarkEnd w:id="58"/>
-    <w:bookmarkStart w:id="59" w:name="короткая-схема-процесса"/>
+    <w:bookmarkEnd w:id="75"/>
+    <w:bookmarkEnd w:id="76"/>
+    <w:bookmarkStart w:id="77" w:name="короткая-схема-процесса"/>
     <w:p>
       <w:pPr>
         <w:pStyle w:val="Heading2"/>
@@ -4264,8 +3664,8 @@
         <w:t xml:space="preserve">Рейтинг электрика обновляется.</w:t>
       </w:r>
     </w:p>
-    <w:bookmarkEnd w:id="59"/>
-    <w:bookmarkEnd w:id="60"/>
+    <w:bookmarkEnd w:id="77"/>
+    <w:bookmarkEnd w:id="78"/>
     <w:sectPr>
       <w:footnotePr>
         <w:numRestart w:val="eachSect"/>
